--- a/docs/Annotated_Bibliography.docx
+++ b/docs/Annotated_Bibliography.docx
@@ -35,7 +35,7 @@
           <w:sz w:val="24"/>
           <w:color w:val="000000"/>
         </w:rPr>
-        <w:t xml:space="preserve">RNA and Protein Representation Analysis and Fusion</w:t>
+        <w:t>Multimodal Biology: DNA, RNA, and Protein Representation Analysis and Fusion</w:t>
       </w:r>
     </w:p>
     <w:p>
@@ -86,7 +86,7 @@
           <w:sz w:val="24"/>
           <w:color w:val="000000"/>
         </w:rPr>
-        <w:t xml:space="preserve">September 26 2026</w:t>
+        <w:t>September 29 2026</w:t>
       </w:r>
     </w:p>
     <w:p>
@@ -101,7 +101,7 @@
           <w:sz w:val="24"/>
           <w:color w:val="000000"/>
         </w:rPr>
-        <w:t xml:space="preserve">This bibliography supports our work on choosing biological modalities and pretrained models, and evaluating when and how their representations can be usefully combined. The eight sources connect the current nucleotide and protein analysis to fusion methods, interpretation, and evaluation. The annotations distinguish reported evidence from project relevance; they do not constitute an approved research protocol.</w:t>
+        <w:t>This bibliography supports our work on choosing biological modalities and pretrained models, and evaluating when and how their representations can be usefully combined. The eight sources connect the current nucleotide and protein analysis, and its planned extension to DNA, RNA, and protein encoders with more than one model per modality, to fusion methods, interpretation, and evaluation. The annotations distinguish reported evidence from project relevance; they do not constitute an approved research protocol.</w:t>
       </w:r>
     </w:p>
     <w:p>
@@ -196,7 +196,7 @@
           <w:sz w:val="24"/>
           <w:color w:val="000000"/>
         </w:rPr>
-        <w:t xml:space="preserve"> for its nucleotide branch. The paper and checkpoint documentation help explain what that branch receives and what its frozen representations can reasonably be claimed to represent. They also motivate treating layer choice as an experimental variable rather than assuming one embedding is universally best.</w:t>
+        <w:t xml:space="preserve"> for its nucleotide branch. The paper and checkpoint documentation help explain what that branch receives and what its frozen representations can reasonably be claimed to represent. They also motivate treating layer choice as an experimental variable rather than assuming one embedding is universally best. Because the checkpoint is DNA-pretrained, the project treats this branch as a DNA-model representation of the coding sequence.</w:t>
       </w:r>
     </w:p>
     <w:p>
@@ -275,7 +275,7 @@
           <w:sz w:val="24"/>
           <w:color w:val="000000"/>
         </w:rPr>
-        <w:t xml:space="preserve">For our project, IsoFormer supplies a concrete comparison for how biological inputs, pretrained encoders, and supervised fusion fit together. Its ablations help frame questions about whether an improvement comes from another representation, the aggregation method, or training the encoders. Cross-attention remains a candidate comparison for Stage 2 after the Stage 1 analysis and evaluation design are understood.</w:t>
+        <w:t>For our project, IsoFormer supplies a concrete comparison for how biological inputs, pretrained encoders, and supervised fusion fit together. Its ablations help frame questions about whether an improvement comes from another representation, the aggregation method, or training the encoders. Cross-attention remains a candidate comparison for Stage 2 after the Stage 1 analysis and evaluation design are understood. Its public GTEx dataset, which supplies genomic DNA around each transcription start site with the transcript and protein, is also a planned dataset for repeating the representation analyses where DNA is a distinct input.</w:t>
       </w:r>
     </w:p>
     <w:p>
@@ -607,7 +607,7 @@
           <w:sz w:val="24"/>
           <w:color w:val="000000"/>
         </w:rPr>
-        <w:t xml:space="preserve">BioLangFusion is close to the project's proposed use of frozen biological encoders. It provides specific fusion baselines and a useful distinction between matching sequence positions and learning to combine features. Its assumptions about coding regions and translation should be examined before adapting the method. It does not determine which Stage 2 method the project should select.</w:t>
+        <w:t>BioLangFusion is close to the project's proposed use of frozen biological encoders. It provides specific fusion baselines and a useful distinction between matching sequence positions and learning to combine features. Its assumptions about coding regions and translation should be examined before adapting the method. It does not determine which Stage 2 method the project should select. On the stability data, the project now follows its definition of modalities, giving the same coding sequence to DNA, RNA, and protein encoders, and plans to compare against its reported results after verifying the dataset version.</w:t>
       </w:r>
     </w:p>
     <w:p>
@@ -799,7 +799,7 @@
           <w:sz w:val="24"/>
           <w:color w:val="000000"/>
         </w:rPr>
-        <w:t xml:space="preserve">OpenAI Codex assisted with drafting and revising the bibliography annotations and formatting the document. AI-assisted checks compared selected claims and publication details with primary papers and publisher or repository records, and compared project-relevance statements with current project notes.</w:t>
+        <w:t>OpenAI Codex assisted with drafting and revising the bibliography annotations and formatting the document. AI-assisted checks compared selected claims and publication details with primary papers and publisher or repository records, and compared project-relevance statements with current project notes. Claude (Anthropic) assisted with the September 29 revision that added the DNA modality and multi-encoder plan; the added statements were checked against the cited papers and project notes.</w:t>
       </w:r>
     </w:p>
     <w:sectPr>

--- a/docs/Annotated_Bibliography.docx
+++ b/docs/Annotated_Bibliography.docx
@@ -35,7 +35,7 @@
           <w:sz w:val="24"/>
           <w:color w:val="000000"/>
         </w:rPr>
-        <w:t>Multimodal Biology: DNA, RNA, and Protein Representation Analysis and Fusion</w:t>
+        <w:t>multimodal-bio-fusion: DNA, RNA, and Protein Representation Analysis and Fusion</w:t>
       </w:r>
     </w:p>
     <w:p>
